--- a/Website/傅忠明_CV.docx
+++ b/Website/傅忠明_CV.docx
@@ -117,7 +117,7 @@
           <w:iCs/>
           <w:color w:val="444444"/>
         </w:rPr>
-        <w:t xml:space="preserve">  (預計 2027 年畢業)</w:t>
+        <w:t xml:space="preserve">  （預計 2027 年畢業）</w:t>
       </w:r>
     </w:p>
     <w:p>
@@ -195,7 +195,7 @@
           <w:iCs/>
           <w:color w:val="444444"/>
         </w:rPr>
-        <w:t xml:space="preserve">  (2025年5月 – 至今)</w:t>
+        <w:t xml:space="preserve">  （2025年5月 – 至今）</w:t>
       </w:r>
     </w:p>
     <w:p>
@@ -244,7 +244,7 @@
           <w:iCs/>
           <w:color w:val="444444"/>
         </w:rPr>
-        <w:t xml:space="preserve">  (2024年5月 – 至今)</w:t>
+        <w:t xml:space="preserve">  （2024年5月 – 至今）</w:t>
       </w:r>
     </w:p>
     <w:p>
@@ -319,7 +319,7 @@
           <w:iCs/>
           <w:color w:val="444444"/>
         </w:rPr>
-        <w:t xml:space="preserve">  (2024年4月 – 至今)</w:t>
+        <w:t xml:space="preserve">  （2024年4月 – 至今）</w:t>
       </w:r>
     </w:p>
     <w:p>
@@ -368,7 +368,7 @@
           <w:iCs/>
           <w:color w:val="444444"/>
         </w:rPr>
-        <w:t xml:space="preserve">  (2023年5月 – 2023年8月)</w:t>
+        <w:t xml:space="preserve">  （2023年5月 – 2023年8月）</w:t>
       </w:r>
     </w:p>
     <w:p>
@@ -662,7 +662,7 @@
           <w:b/>
           <w:bCs/>
         </w:rPr>
-        <w:t xml:space="preserve">資料科學：</w:t>
+        <w:t xml:space="preserve">數據科學：</w:t>
       </w:r>
       <w:r>
         <w:t xml:space="preserve">自然語言處理（NLP）、情緒分析、推薦系統、相似度建模</w:t>
